--- a/Scitala/Assets/ТДД ПР7.2 (4).docx
+++ b/Scitala/Assets/ТДД ПР7.2 (4).docx
@@ -7453,7 +7453,7 @@
                 <w:rFonts w:ascii="Microsoft YaHei" w:eastAsia="Microsoft YaHei" w:hAnsi="Microsoft YaHei" w:cs="Arial"/>
                 <w:sz w:val="18"/>
                 <w:szCs w:val="18"/>
-                <w:lang w:val="en-AU" w:eastAsia="en-AU"/>
+                <w:lang w:val="ru-RU" w:eastAsia="en-AU"/>
               </w:rPr>
             </w:pPr>
             <w:r>
@@ -7464,6 +7464,33 @@
                 <w:lang w:val="en-AU" w:eastAsia="en-AU"/>
               </w:rPr>
               <w:t> </w:t>
+            </w:r>
+            <w:r>
+              <w:rPr>
+                <w:rFonts w:ascii="Microsoft YaHei" w:eastAsia="Microsoft YaHei" w:hAnsi="Microsoft YaHei" w:cs="Arial"/>
+                <w:sz w:val="18"/>
+                <w:szCs w:val="18"/>
+                <w:lang w:val="ru-RU" w:eastAsia="en-AU"/>
+              </w:rPr>
+              <w:t>Вывод сообщения</w:t>
+            </w:r>
+            <w:r>
+              <w:rPr>
+                <w:rFonts w:ascii="Microsoft YaHei" w:eastAsia="Microsoft YaHei" w:hAnsi="Microsoft YaHei" w:cs="Arial"/>
+                <w:sz w:val="18"/>
+                <w:szCs w:val="18"/>
+                <w:lang w:val="ru-RU" w:eastAsia="en-AU"/>
+              </w:rPr>
+              <w:t xml:space="preserve">: </w:t>
+            </w:r>
+            <w:r>
+              <w:rPr>
+                <w:rFonts w:ascii="Microsoft YaHei" w:eastAsia="Microsoft YaHei" w:hAnsi="Microsoft YaHei" w:cs="Arial"/>
+                <w:sz w:val="18"/>
+                <w:szCs w:val="18"/>
+                <w:lang w:val="ru-RU" w:eastAsia="en-AU"/>
+              </w:rPr>
+              <w:t>«Некорректно введено значение диаметра»</w:t>
             </w:r>
           </w:p>
         </w:tc>
@@ -7533,7 +7560,7 @@
                 <w:rFonts w:ascii="Microsoft YaHei" w:eastAsia="Microsoft YaHei" w:hAnsi="Microsoft YaHei" w:cs="Arial"/>
                 <w:sz w:val="18"/>
                 <w:szCs w:val="18"/>
-                <w:lang w:val="en-AU" w:eastAsia="en-AU"/>
+                <w:lang w:val="ru-RU" w:eastAsia="en-AU"/>
               </w:rPr>
             </w:pPr>
             <w:r>
@@ -7544,6 +7571,15 @@
                 <w:lang w:val="en-AU" w:eastAsia="en-AU"/>
               </w:rPr>
               <w:t> </w:t>
+            </w:r>
+            <w:r>
+              <w:rPr>
+                <w:rFonts w:ascii="Microsoft YaHei" w:eastAsia="Microsoft YaHei" w:hAnsi="Microsoft YaHei" w:cs="Arial"/>
+                <w:sz w:val="18"/>
+                <w:szCs w:val="18"/>
+                <w:lang w:val="ru-RU" w:eastAsia="en-AU"/>
+              </w:rPr>
+              <w:t>Зачет</w:t>
             </w:r>
           </w:p>
         </w:tc>
@@ -8864,7 +8900,7 @@
                 <w:rFonts w:ascii="Microsoft YaHei" w:eastAsia="Microsoft YaHei" w:hAnsi="Microsoft YaHei" w:cs="Arial"/>
                 <w:sz w:val="18"/>
                 <w:szCs w:val="18"/>
-                <w:lang w:val="en-AU" w:eastAsia="en-AU"/>
+                <w:lang w:val="ru-RU" w:eastAsia="en-AU"/>
               </w:rPr>
             </w:pPr>
             <w:r>
@@ -8875,6 +8911,15 @@
                 <w:lang w:val="en-AU" w:eastAsia="en-AU"/>
               </w:rPr>
               <w:t> </w:t>
+            </w:r>
+            <w:r>
+              <w:rPr>
+                <w:rFonts w:ascii="Microsoft YaHei" w:eastAsia="Microsoft YaHei" w:hAnsi="Microsoft YaHei" w:cs="Arial"/>
+                <w:sz w:val="18"/>
+                <w:szCs w:val="18"/>
+                <w:lang w:val="ru-RU" w:eastAsia="en-AU"/>
+              </w:rPr>
+              <w:t>Приложение перешло к шифровке, исправно выполнив задачу</w:t>
             </w:r>
           </w:p>
         </w:tc>
@@ -8955,6 +9000,15 @@
                 <w:lang w:val="en-AU" w:eastAsia="en-AU"/>
               </w:rPr>
               <w:t> </w:t>
+            </w:r>
+            <w:r>
+              <w:rPr>
+                <w:rFonts w:ascii="Microsoft YaHei" w:eastAsia="Microsoft YaHei" w:hAnsi="Microsoft YaHei" w:cs="Arial"/>
+                <w:sz w:val="18"/>
+                <w:szCs w:val="18"/>
+                <w:lang w:val="ru-RU" w:eastAsia="en-AU"/>
+              </w:rPr>
+              <w:t>Зачет</w:t>
             </w:r>
           </w:p>
         </w:tc>
@@ -10310,7 +10364,7 @@
                 <w:rFonts w:ascii="Microsoft YaHei" w:eastAsia="Microsoft YaHei" w:hAnsi="Microsoft YaHei" w:cs="Arial"/>
                 <w:sz w:val="18"/>
                 <w:szCs w:val="18"/>
-                <w:lang w:val="en-AU" w:eastAsia="en-AU"/>
+                <w:lang w:val="ru-RU" w:eastAsia="en-AU"/>
               </w:rPr>
             </w:pPr>
             <w:r>
@@ -10321,6 +10375,15 @@
                 <w:lang w:val="en-AU" w:eastAsia="en-AU"/>
               </w:rPr>
               <w:t> </w:t>
+            </w:r>
+            <w:r>
+              <w:rPr>
+                <w:rFonts w:ascii="Microsoft YaHei" w:eastAsia="Microsoft YaHei" w:hAnsi="Microsoft YaHei" w:cs="Arial"/>
+                <w:sz w:val="18"/>
+                <w:szCs w:val="18"/>
+                <w:lang w:val="ru-RU" w:eastAsia="en-AU"/>
+              </w:rPr>
+              <w:t>Приложение перешло к шифровке, исправно выполнив задачу</w:t>
             </w:r>
           </w:p>
         </w:tc>
@@ -10401,6 +10464,24 @@
                 <w:lang w:val="en-AU" w:eastAsia="en-AU"/>
               </w:rPr>
               <w:t> </w:t>
+            </w:r>
+            <w:r>
+              <w:rPr>
+                <w:rFonts w:ascii="Microsoft YaHei" w:eastAsia="Microsoft YaHei" w:hAnsi="Microsoft YaHei" w:cs="Arial"/>
+                <w:sz w:val="18"/>
+                <w:szCs w:val="18"/>
+                <w:lang w:val="en-AU" w:eastAsia="en-AU"/>
+              </w:rPr>
+              <w:t> </w:t>
+            </w:r>
+            <w:r>
+              <w:rPr>
+                <w:rFonts w:ascii="Microsoft YaHei" w:eastAsia="Microsoft YaHei" w:hAnsi="Microsoft YaHei" w:cs="Arial"/>
+                <w:sz w:val="18"/>
+                <w:szCs w:val="18"/>
+                <w:lang w:val="ru-RU" w:eastAsia="en-AU"/>
+              </w:rPr>
+              <w:t>Зачет</w:t>
             </w:r>
           </w:p>
         </w:tc>
@@ -11683,7 +11764,7 @@
                 <w:rFonts w:ascii="Microsoft YaHei" w:eastAsia="Microsoft YaHei" w:hAnsi="Microsoft YaHei" w:cs="Arial"/>
                 <w:sz w:val="18"/>
                 <w:szCs w:val="18"/>
-                <w:lang w:val="en-AU" w:eastAsia="en-AU"/>
+                <w:lang w:val="ru-RU" w:eastAsia="en-AU"/>
               </w:rPr>
             </w:pPr>
             <w:r>
@@ -11694,6 +11775,33 @@
                 <w:lang w:val="en-AU" w:eastAsia="en-AU"/>
               </w:rPr>
               <w:t> </w:t>
+            </w:r>
+            <w:r>
+              <w:rPr>
+                <w:rFonts w:ascii="Microsoft YaHei" w:eastAsia="Microsoft YaHei" w:hAnsi="Microsoft YaHei" w:cs="Arial"/>
+                <w:sz w:val="18"/>
+                <w:szCs w:val="18"/>
+                <w:lang w:val="ru-RU" w:eastAsia="en-AU"/>
+              </w:rPr>
+              <w:t>Вывод сообщения</w:t>
+            </w:r>
+            <w:r>
+              <w:rPr>
+                <w:rFonts w:ascii="Microsoft YaHei" w:eastAsia="Microsoft YaHei" w:hAnsi="Microsoft YaHei" w:cs="Arial"/>
+                <w:sz w:val="18"/>
+                <w:szCs w:val="18"/>
+                <w:lang w:val="ru-RU" w:eastAsia="en-AU"/>
+              </w:rPr>
+              <w:t xml:space="preserve">: </w:t>
+            </w:r>
+            <w:r>
+              <w:rPr>
+                <w:rFonts w:ascii="Microsoft YaHei" w:eastAsia="Microsoft YaHei" w:hAnsi="Microsoft YaHei" w:cs="Arial"/>
+                <w:sz w:val="18"/>
+                <w:szCs w:val="18"/>
+                <w:lang w:val="ru-RU" w:eastAsia="en-AU"/>
+              </w:rPr>
+              <w:t>«Ошибка, не все данные заполнены»</w:t>
             </w:r>
           </w:p>
         </w:tc>
@@ -11774,6 +11882,24 @@
                 <w:lang w:val="en-AU" w:eastAsia="en-AU"/>
               </w:rPr>
               <w:t> </w:t>
+            </w:r>
+            <w:r>
+              <w:rPr>
+                <w:rFonts w:ascii="Microsoft YaHei" w:eastAsia="Microsoft YaHei" w:hAnsi="Microsoft YaHei" w:cs="Arial"/>
+                <w:sz w:val="18"/>
+                <w:szCs w:val="18"/>
+                <w:lang w:val="en-AU" w:eastAsia="en-AU"/>
+              </w:rPr>
+              <w:t> </w:t>
+            </w:r>
+            <w:r>
+              <w:rPr>
+                <w:rFonts w:ascii="Microsoft YaHei" w:eastAsia="Microsoft YaHei" w:hAnsi="Microsoft YaHei" w:cs="Arial"/>
+                <w:sz w:val="18"/>
+                <w:szCs w:val="18"/>
+                <w:lang w:val="ru-RU" w:eastAsia="en-AU"/>
+              </w:rPr>
+              <w:t>Зачет</w:t>
             </w:r>
           </w:p>
         </w:tc>
@@ -13147,7 +13273,7 @@
                 <w:rFonts w:ascii="Microsoft YaHei" w:eastAsia="Microsoft YaHei" w:hAnsi="Microsoft YaHei" w:cs="Arial"/>
                 <w:sz w:val="18"/>
                 <w:szCs w:val="18"/>
-                <w:lang w:val="en-AU" w:eastAsia="en-AU"/>
+                <w:lang w:val="ru-RU" w:eastAsia="en-AU"/>
               </w:rPr>
             </w:pPr>
             <w:r>
@@ -13158,6 +13284,33 @@
                 <w:lang w:val="en-AU" w:eastAsia="en-AU"/>
               </w:rPr>
               <w:t> </w:t>
+            </w:r>
+            <w:r>
+              <w:rPr>
+                <w:rFonts w:ascii="Microsoft YaHei" w:eastAsia="Microsoft YaHei" w:hAnsi="Microsoft YaHei" w:cs="Arial"/>
+                <w:sz w:val="18"/>
+                <w:szCs w:val="18"/>
+                <w:lang w:val="ru-RU" w:eastAsia="en-AU"/>
+              </w:rPr>
+              <w:t>Вывод сообщения</w:t>
+            </w:r>
+            <w:r>
+              <w:rPr>
+                <w:rFonts w:ascii="Microsoft YaHei" w:eastAsia="Microsoft YaHei" w:hAnsi="Microsoft YaHei" w:cs="Arial"/>
+                <w:sz w:val="18"/>
+                <w:szCs w:val="18"/>
+                <w:lang w:val="ru-RU" w:eastAsia="en-AU"/>
+              </w:rPr>
+              <w:t xml:space="preserve">: </w:t>
+            </w:r>
+            <w:r>
+              <w:rPr>
+                <w:rFonts w:ascii="Microsoft YaHei" w:eastAsia="Microsoft YaHei" w:hAnsi="Microsoft YaHei" w:cs="Arial"/>
+                <w:sz w:val="18"/>
+                <w:szCs w:val="18"/>
+                <w:lang w:val="ru-RU" w:eastAsia="en-AU"/>
+              </w:rPr>
+              <w:t>«Соотношение текста и диаметра не позволяют выполнить операцию»</w:t>
             </w:r>
           </w:p>
         </w:tc>
@@ -13238,6 +13391,24 @@
                 <w:lang w:val="en-AU" w:eastAsia="en-AU"/>
               </w:rPr>
               <w:t> </w:t>
+            </w:r>
+            <w:r>
+              <w:rPr>
+                <w:rFonts w:ascii="Microsoft YaHei" w:eastAsia="Microsoft YaHei" w:hAnsi="Microsoft YaHei" w:cs="Arial"/>
+                <w:sz w:val="18"/>
+                <w:szCs w:val="18"/>
+                <w:lang w:val="en-AU" w:eastAsia="en-AU"/>
+              </w:rPr>
+              <w:t> </w:t>
+            </w:r>
+            <w:r>
+              <w:rPr>
+                <w:rFonts w:ascii="Microsoft YaHei" w:eastAsia="Microsoft YaHei" w:hAnsi="Microsoft YaHei" w:cs="Arial"/>
+                <w:sz w:val="18"/>
+                <w:szCs w:val="18"/>
+                <w:lang w:val="ru-RU" w:eastAsia="en-AU"/>
+              </w:rPr>
+              <w:t>Зачет</w:t>
             </w:r>
           </w:p>
         </w:tc>
@@ -14589,7 +14760,7 @@
                 <w:rFonts w:ascii="Microsoft YaHei" w:eastAsia="Microsoft YaHei" w:hAnsi="Microsoft YaHei" w:cs="Arial"/>
                 <w:sz w:val="18"/>
                 <w:szCs w:val="18"/>
-                <w:lang w:val="en-AU" w:eastAsia="en-AU"/>
+                <w:lang w:val="ru-RU" w:eastAsia="en-AU"/>
               </w:rPr>
             </w:pPr>
             <w:r>
@@ -14600,6 +14771,33 @@
                 <w:lang w:val="en-AU" w:eastAsia="en-AU"/>
               </w:rPr>
               <w:t> </w:t>
+            </w:r>
+            <w:r>
+              <w:rPr>
+                <w:rFonts w:ascii="Microsoft YaHei" w:eastAsia="Microsoft YaHei" w:hAnsi="Microsoft YaHei" w:cs="Arial"/>
+                <w:sz w:val="18"/>
+                <w:szCs w:val="18"/>
+                <w:lang w:val="ru-RU" w:eastAsia="en-AU"/>
+              </w:rPr>
+              <w:t>Вывод сообщения</w:t>
+            </w:r>
+            <w:r>
+              <w:rPr>
+                <w:rFonts w:ascii="Microsoft YaHei" w:eastAsia="Microsoft YaHei" w:hAnsi="Microsoft YaHei" w:cs="Arial"/>
+                <w:sz w:val="18"/>
+                <w:szCs w:val="18"/>
+                <w:lang w:val="ru-RU" w:eastAsia="en-AU"/>
+              </w:rPr>
+              <w:t xml:space="preserve">: </w:t>
+            </w:r>
+            <w:r>
+              <w:rPr>
+                <w:rFonts w:ascii="Microsoft YaHei" w:eastAsia="Microsoft YaHei" w:hAnsi="Microsoft YaHei" w:cs="Arial"/>
+                <w:sz w:val="18"/>
+                <w:szCs w:val="18"/>
+                <w:lang w:val="ru-RU" w:eastAsia="en-AU"/>
+              </w:rPr>
+              <w:t>«Диаметр обязан быть целым.»</w:t>
             </w:r>
           </w:p>
         </w:tc>
@@ -14680,6 +14878,24 @@
                 <w:lang w:val="en-AU" w:eastAsia="en-AU"/>
               </w:rPr>
               <w:t> </w:t>
+            </w:r>
+            <w:r>
+              <w:rPr>
+                <w:rFonts w:ascii="Microsoft YaHei" w:eastAsia="Microsoft YaHei" w:hAnsi="Microsoft YaHei" w:cs="Arial"/>
+                <w:sz w:val="18"/>
+                <w:szCs w:val="18"/>
+                <w:lang w:val="en-AU" w:eastAsia="en-AU"/>
+              </w:rPr>
+              <w:t> </w:t>
+            </w:r>
+            <w:r>
+              <w:rPr>
+                <w:rFonts w:ascii="Microsoft YaHei" w:eastAsia="Microsoft YaHei" w:hAnsi="Microsoft YaHei" w:cs="Arial"/>
+                <w:sz w:val="18"/>
+                <w:szCs w:val="18"/>
+                <w:lang w:val="ru-RU" w:eastAsia="en-AU"/>
+              </w:rPr>
+              <w:t>Зачет</w:t>
             </w:r>
           </w:p>
         </w:tc>
@@ -15002,7 +15218,6 @@
           <w:szCs w:val="18"/>
           <w:lang w:val="ru-RU"/>
         </w:rPr>
-        <w:lastRenderedPageBreak/>
         <w:t>Тестовый</w:t>
       </w:r>
       <w:r>
@@ -16041,7 +16256,7 @@
                 <w:rFonts w:ascii="Microsoft YaHei" w:eastAsia="Microsoft YaHei" w:hAnsi="Microsoft YaHei" w:cs="Arial"/>
                 <w:sz w:val="18"/>
                 <w:szCs w:val="18"/>
-                <w:lang w:val="en-AU" w:eastAsia="en-AU"/>
+                <w:lang w:val="ru-RU" w:eastAsia="en-AU"/>
               </w:rPr>
             </w:pPr>
             <w:r>
@@ -16052,6 +16267,33 @@
                 <w:lang w:val="en-AU" w:eastAsia="en-AU"/>
               </w:rPr>
               <w:t> </w:t>
+            </w:r>
+            <w:r>
+              <w:rPr>
+                <w:rFonts w:ascii="Microsoft YaHei" w:eastAsia="Microsoft YaHei" w:hAnsi="Microsoft YaHei" w:cs="Arial"/>
+                <w:sz w:val="18"/>
+                <w:szCs w:val="18"/>
+                <w:lang w:val="ru-RU" w:eastAsia="en-AU"/>
+              </w:rPr>
+              <w:t>Вывод сообщения</w:t>
+            </w:r>
+            <w:r>
+              <w:rPr>
+                <w:rFonts w:ascii="Microsoft YaHei" w:eastAsia="Microsoft YaHei" w:hAnsi="Microsoft YaHei" w:cs="Arial"/>
+                <w:sz w:val="18"/>
+                <w:szCs w:val="18"/>
+                <w:lang w:val="ru-RU" w:eastAsia="en-AU"/>
+              </w:rPr>
+              <w:t xml:space="preserve">: </w:t>
+            </w:r>
+            <w:r>
+              <w:rPr>
+                <w:rFonts w:ascii="Microsoft YaHei" w:eastAsia="Microsoft YaHei" w:hAnsi="Microsoft YaHei" w:cs="Arial"/>
+                <w:sz w:val="18"/>
+                <w:szCs w:val="18"/>
+                <w:lang w:val="ru-RU" w:eastAsia="en-AU"/>
+              </w:rPr>
+              <w:t>«Диаметр обязан быть положительным»</w:t>
             </w:r>
           </w:p>
         </w:tc>
@@ -16132,6 +16374,24 @@
                 <w:lang w:val="en-AU" w:eastAsia="en-AU"/>
               </w:rPr>
               <w:t> </w:t>
+            </w:r>
+            <w:r>
+              <w:rPr>
+                <w:rFonts w:ascii="Microsoft YaHei" w:eastAsia="Microsoft YaHei" w:hAnsi="Microsoft YaHei" w:cs="Arial"/>
+                <w:sz w:val="18"/>
+                <w:szCs w:val="18"/>
+                <w:lang w:val="en-AU" w:eastAsia="en-AU"/>
+              </w:rPr>
+              <w:t> </w:t>
+            </w:r>
+            <w:r>
+              <w:rPr>
+                <w:rFonts w:ascii="Microsoft YaHei" w:eastAsia="Microsoft YaHei" w:hAnsi="Microsoft YaHei" w:cs="Arial"/>
+                <w:sz w:val="18"/>
+                <w:szCs w:val="18"/>
+                <w:lang w:val="ru-RU" w:eastAsia="en-AU"/>
+              </w:rPr>
+              <w:t>Зачет</w:t>
             </w:r>
           </w:p>
         </w:tc>
@@ -17485,7 +17745,7 @@
                 <w:rFonts w:ascii="Microsoft YaHei" w:eastAsia="Microsoft YaHei" w:hAnsi="Microsoft YaHei" w:cs="Arial"/>
                 <w:sz w:val="18"/>
                 <w:szCs w:val="18"/>
-                <w:lang w:val="en-AU" w:eastAsia="en-AU"/>
+                <w:lang w:val="ru-RU" w:eastAsia="en-AU"/>
               </w:rPr>
             </w:pPr>
             <w:r>
@@ -17496,6 +17756,51 @@
                 <w:lang w:val="en-AU" w:eastAsia="en-AU"/>
               </w:rPr>
               <w:t> </w:t>
+            </w:r>
+            <w:r>
+              <w:rPr>
+                <w:rFonts w:ascii="Microsoft YaHei" w:eastAsia="Microsoft YaHei" w:hAnsi="Microsoft YaHei" w:cs="Arial"/>
+                <w:sz w:val="18"/>
+                <w:szCs w:val="18"/>
+                <w:lang w:val="ru-RU" w:eastAsia="en-AU"/>
+              </w:rPr>
+              <w:t>Шифровка</w:t>
+            </w:r>
+            <w:r>
+              <w:rPr>
+                <w:rFonts w:ascii="Microsoft YaHei" w:eastAsia="Microsoft YaHei" w:hAnsi="Microsoft YaHei" w:cs="Arial"/>
+                <w:sz w:val="18"/>
+                <w:szCs w:val="18"/>
+                <w:lang w:val="ru-RU" w:eastAsia="en-AU"/>
+              </w:rPr>
+              <w:t xml:space="preserve">: </w:t>
+            </w:r>
+            <w:r>
+              <w:rPr>
+                <w:rFonts w:ascii="Microsoft YaHei" w:eastAsia="Microsoft YaHei" w:hAnsi="Microsoft YaHei" w:cs="Arial"/>
+                <w:sz w:val="18"/>
+                <w:szCs w:val="18"/>
+                <w:lang w:val="ru-RU" w:eastAsia="en-AU"/>
+              </w:rPr>
+              <w:t>«</w:t>
+            </w:r>
+            <w:r>
+              <w:rPr>
+                <w:rFonts w:ascii="Microsoft YaHei" w:eastAsia="Microsoft YaHei" w:hAnsi="Microsoft YaHei" w:cs="Arial"/>
+                <w:sz w:val="18"/>
+                <w:szCs w:val="18"/>
+                <w:lang w:val="ru-RU" w:eastAsia="en-AU"/>
+              </w:rPr>
+              <w:t>Т недослйтя о швшиыифйфр ротовевккаисл.ть</w:t>
+            </w:r>
+            <w:r>
+              <w:rPr>
+                <w:rFonts w:ascii="Microsoft YaHei" w:eastAsia="Microsoft YaHei" w:hAnsi="Microsoft YaHei" w:cs="Arial"/>
+                <w:sz w:val="18"/>
+                <w:szCs w:val="18"/>
+                <w:lang w:val="ru-RU" w:eastAsia="en-AU"/>
+              </w:rPr>
+              <w:t>»</w:t>
             </w:r>
           </w:p>
         </w:tc>
@@ -17576,6 +17881,24 @@
                 <w:lang w:val="en-AU" w:eastAsia="en-AU"/>
               </w:rPr>
               <w:t> </w:t>
+            </w:r>
+            <w:r>
+              <w:rPr>
+                <w:rFonts w:ascii="Microsoft YaHei" w:eastAsia="Microsoft YaHei" w:hAnsi="Microsoft YaHei" w:cs="Arial"/>
+                <w:sz w:val="18"/>
+                <w:szCs w:val="18"/>
+                <w:lang w:val="en-AU" w:eastAsia="en-AU"/>
+              </w:rPr>
+              <w:t> </w:t>
+            </w:r>
+            <w:r>
+              <w:rPr>
+                <w:rFonts w:ascii="Microsoft YaHei" w:eastAsia="Microsoft YaHei" w:hAnsi="Microsoft YaHei" w:cs="Arial"/>
+                <w:sz w:val="18"/>
+                <w:szCs w:val="18"/>
+                <w:lang w:val="ru-RU" w:eastAsia="en-AU"/>
+              </w:rPr>
+              <w:t>Зачет</w:t>
             </w:r>
           </w:p>
         </w:tc>
@@ -19045,6 +19368,33 @@
                 <w:lang w:val="ru-RU" w:eastAsia="en-AU"/>
               </w:rPr>
             </w:pPr>
+            <w:r>
+              <w:rPr>
+                <w:rFonts w:ascii="Microsoft YaHei" w:eastAsia="Microsoft YaHei" w:hAnsi="Microsoft YaHei" w:cs="Arial"/>
+                <w:sz w:val="18"/>
+                <w:szCs w:val="18"/>
+                <w:lang w:val="ru-RU" w:eastAsia="en-AU"/>
+              </w:rPr>
+              <w:t>Шифр</w:t>
+            </w:r>
+            <w:r>
+              <w:rPr>
+                <w:rFonts w:ascii="Microsoft YaHei" w:eastAsia="Microsoft YaHei" w:hAnsi="Microsoft YaHei" w:cs="Arial"/>
+                <w:sz w:val="18"/>
+                <w:szCs w:val="18"/>
+                <w:lang w:val="en-US" w:eastAsia="en-AU"/>
+              </w:rPr>
+              <w:t xml:space="preserve">: </w:t>
+            </w:r>
+            <w:r>
+              <w:rPr>
+                <w:rFonts w:ascii="Microsoft YaHei" w:eastAsia="Microsoft YaHei" w:hAnsi="Microsoft YaHei" w:cs="Arial"/>
+                <w:sz w:val="18"/>
+                <w:szCs w:val="18"/>
+                <w:lang w:val="ru-RU" w:eastAsia="en-AU"/>
+              </w:rPr>
+              <w:t>«А»</w:t>
+            </w:r>
           </w:p>
         </w:tc>
       </w:tr>
@@ -19116,6 +19466,24 @@
                 <w:lang w:val="ru-RU" w:eastAsia="en-AU"/>
               </w:rPr>
             </w:pPr>
+            <w:r>
+              <w:rPr>
+                <w:rFonts w:ascii="Microsoft YaHei" w:eastAsia="Microsoft YaHei" w:hAnsi="Microsoft YaHei" w:cs="Arial"/>
+                <w:sz w:val="18"/>
+                <w:szCs w:val="18"/>
+                <w:lang w:val="en-AU" w:eastAsia="en-AU"/>
+              </w:rPr>
+              <w:t> </w:t>
+            </w:r>
+            <w:r>
+              <w:rPr>
+                <w:rFonts w:ascii="Microsoft YaHei" w:eastAsia="Microsoft YaHei" w:hAnsi="Microsoft YaHei" w:cs="Arial"/>
+                <w:sz w:val="18"/>
+                <w:szCs w:val="18"/>
+                <w:lang w:val="ru-RU" w:eastAsia="en-AU"/>
+              </w:rPr>
+              <w:t>Зачет</w:t>
+            </w:r>
           </w:p>
         </w:tc>
       </w:tr>
@@ -20551,6 +20919,61 @@
               </w:rPr>
               <w:t> </w:t>
             </w:r>
+            <w:r>
+              <w:rPr>
+                <w:rFonts w:ascii="Microsoft YaHei" w:eastAsia="Microsoft YaHei" w:hAnsi="Microsoft YaHei" w:cs="Arial"/>
+                <w:sz w:val="18"/>
+                <w:szCs w:val="18"/>
+                <w:lang w:val="ru-RU" w:eastAsia="en-AU"/>
+              </w:rPr>
+              <w:t>Шифр</w:t>
+            </w:r>
+            <w:r>
+              <w:rPr>
+                <w:rFonts w:ascii="Microsoft YaHei" w:eastAsia="Microsoft YaHei" w:hAnsi="Microsoft YaHei" w:cs="Arial"/>
+                <w:sz w:val="18"/>
+                <w:szCs w:val="18"/>
+                <w:lang w:val="en-US" w:eastAsia="en-AU"/>
+              </w:rPr>
+              <w:t xml:space="preserve">: </w:t>
+            </w:r>
+            <w:r>
+              <w:rPr>
+                <w:rFonts w:ascii="Microsoft YaHei" w:eastAsia="Microsoft YaHei" w:hAnsi="Microsoft YaHei" w:cs="Arial"/>
+                <w:sz w:val="18"/>
+                <w:szCs w:val="18"/>
+                <w:lang w:val="en-AU" w:eastAsia="en-AU"/>
+              </w:rPr>
+              <w:t>«</w:t>
+            </w:r>
+            <w:r>
+              <w:rPr>
+                <w:rFonts w:ascii="Microsoft YaHei" w:eastAsia="Microsoft YaHei" w:hAnsi="Microsoft YaHei" w:cs="Arial"/>
+                <w:sz w:val="18"/>
+                <w:szCs w:val="18"/>
+                <w:lang w:eastAsia="en-AU"/>
+              </w:rPr>
+              <w:t xml:space="preserve">М н  м .ояоум ф й гсосоЯ волр н де ыепедосмш р омьоанипл  рлахржобя хооесы.шотянтл удлс а Умиинблвж твиысоепсывля  рямш  вси </w:t>
+            </w:r>
+            <w:r>
+              <w:rPr>
+                <w:rFonts w:ascii="Microsoft YaHei" w:eastAsia="Microsoft YaHei" w:hAnsi="Microsoft YaHei" w:cs="Arial"/>
+                <w:sz w:val="18"/>
+                <w:szCs w:val="18"/>
+                <w:lang w:eastAsia="en-AU"/>
+              </w:rPr>
+              <w:lastRenderedPageBreak/>
+              <w:t>иеидлтбв гсааеоосоплсмянисоетн  лялкиеизу но л аэяи чоп тстпа,отаньор немо з кямигзавол  оадог,хи висд овне,тачл ет о тмнб.ичяооаа</w:t>
+            </w:r>
+            <w:r>
+              <w:rPr>
+                <w:rFonts w:ascii="Microsoft YaHei" w:eastAsia="Microsoft YaHei" w:hAnsi="Microsoft YaHei" w:cs="Arial"/>
+                <w:sz w:val="18"/>
+                <w:szCs w:val="18"/>
+                <w:lang w:val="en-AU" w:eastAsia="en-AU"/>
+              </w:rPr>
+              <w:t>»</w:t>
+            </w:r>
           </w:p>
         </w:tc>
       </w:tr>
@@ -20631,6 +21054,24 @@
                 <w:lang w:val="en-AU" w:eastAsia="en-AU"/>
               </w:rPr>
               <w:t> </w:t>
+            </w:r>
+            <w:r>
+              <w:rPr>
+                <w:rFonts w:ascii="Microsoft YaHei" w:eastAsia="Microsoft YaHei" w:hAnsi="Microsoft YaHei" w:cs="Arial"/>
+                <w:sz w:val="18"/>
+                <w:szCs w:val="18"/>
+                <w:lang w:val="en-AU" w:eastAsia="en-AU"/>
+              </w:rPr>
+              <w:t> </w:t>
+            </w:r>
+            <w:r>
+              <w:rPr>
+                <w:rFonts w:ascii="Microsoft YaHei" w:eastAsia="Microsoft YaHei" w:hAnsi="Microsoft YaHei" w:cs="Arial"/>
+                <w:sz w:val="18"/>
+                <w:szCs w:val="18"/>
+                <w:lang w:val="ru-RU" w:eastAsia="en-AU"/>
+              </w:rPr>
+              <w:t>Зачет</w:t>
             </w:r>
           </w:p>
         </w:tc>
@@ -21872,7 +22313,16 @@
                 <w:szCs w:val="18"/>
                 <w:lang w:val="ru-RU" w:eastAsia="en-AU"/>
               </w:rPr>
-              <w:t>Расшифровка</w:t>
+              <w:t>Ш</w:t>
+            </w:r>
+            <w:r>
+              <w:rPr>
+                <w:rFonts w:ascii="Microsoft YaHei" w:eastAsia="Microsoft YaHei" w:hAnsi="Microsoft YaHei" w:cs="Arial"/>
+                <w:sz w:val="18"/>
+                <w:szCs w:val="18"/>
+                <w:lang w:val="ru-RU" w:eastAsia="en-AU"/>
+              </w:rPr>
+              <w:t>ифр</w:t>
             </w:r>
             <w:r>
               <w:rPr>
@@ -21990,7 +22440,7 @@
                 <w:rFonts w:ascii="Microsoft YaHei" w:eastAsia="Microsoft YaHei" w:hAnsi="Microsoft YaHei" w:cs="Arial"/>
                 <w:sz w:val="18"/>
                 <w:szCs w:val="18"/>
-                <w:lang w:val="en-AU" w:eastAsia="en-AU"/>
+                <w:lang w:val="ru-RU" w:eastAsia="en-AU"/>
               </w:rPr>
             </w:pPr>
             <w:r>
@@ -22001,6 +22451,60 @@
                 <w:lang w:val="en-AU" w:eastAsia="en-AU"/>
               </w:rPr>
               <w:t> </w:t>
+            </w:r>
+            <w:r>
+              <w:rPr>
+                <w:rFonts w:ascii="Microsoft YaHei" w:eastAsia="Microsoft YaHei" w:hAnsi="Microsoft YaHei" w:cs="Arial"/>
+                <w:sz w:val="18"/>
+                <w:szCs w:val="18"/>
+                <w:lang w:val="ru-RU" w:eastAsia="en-AU"/>
+              </w:rPr>
+              <w:t>Ш</w:t>
+            </w:r>
+            <w:r>
+              <w:rPr>
+                <w:rFonts w:ascii="Microsoft YaHei" w:eastAsia="Microsoft YaHei" w:hAnsi="Microsoft YaHei" w:cs="Arial"/>
+                <w:sz w:val="18"/>
+                <w:szCs w:val="18"/>
+                <w:lang w:val="ru-RU" w:eastAsia="en-AU"/>
+              </w:rPr>
+              <w:t>ифр</w:t>
+            </w:r>
+            <w:r>
+              <w:rPr>
+                <w:rFonts w:ascii="Microsoft YaHei" w:eastAsia="Microsoft YaHei" w:hAnsi="Microsoft YaHei" w:cs="Arial"/>
+                <w:sz w:val="18"/>
+                <w:szCs w:val="18"/>
+                <w:lang w:val="ru-RU" w:eastAsia="en-AU"/>
+              </w:rPr>
+              <w:t xml:space="preserve">: </w:t>
+            </w:r>
+            <w:r>
+              <w:rPr>
+                <w:rFonts w:ascii="Microsoft YaHei" w:eastAsia="Microsoft YaHei" w:hAnsi="Microsoft YaHei" w:cs="Arial"/>
+                <w:sz w:val="18"/>
+                <w:szCs w:val="18"/>
+                <w:lang w:val="ru-RU" w:eastAsia="en-AU"/>
+              </w:rPr>
+              <w:t>«</w:t>
+            </w:r>
+            <w:r>
+              <w:rPr>
+                <w:rFonts w:ascii="Microsoft YaHei" w:eastAsia="Microsoft YaHei" w:hAnsi="Microsoft YaHei" w:cs="Arial"/>
+                <w:sz w:val="18"/>
+                <w:szCs w:val="18"/>
+                <w:lang w:val="ru-RU" w:eastAsia="en-AU"/>
+              </w:rPr>
+              <w:t>П/Р@И%В{Е}Т</w:t>
+            </w:r>
+            <w:r>
+              <w:rPr>
+                <w:rFonts w:ascii="Microsoft YaHei" w:eastAsia="Microsoft YaHei" w:hAnsi="Microsoft YaHei" w:cs="Arial"/>
+                <w:sz w:val="18"/>
+                <w:szCs w:val="18"/>
+                <w:lang w:val="ru-RU" w:eastAsia="en-AU"/>
+              </w:rPr>
+              <w:t>»</w:t>
             </w:r>
           </w:p>
         </w:tc>
@@ -22081,6 +22585,24 @@
                 <w:lang w:val="en-AU" w:eastAsia="en-AU"/>
               </w:rPr>
               <w:t> </w:t>
+            </w:r>
+            <w:r>
+              <w:rPr>
+                <w:rFonts w:ascii="Microsoft YaHei" w:eastAsia="Microsoft YaHei" w:hAnsi="Microsoft YaHei" w:cs="Arial"/>
+                <w:sz w:val="18"/>
+                <w:szCs w:val="18"/>
+                <w:lang w:val="en-AU" w:eastAsia="en-AU"/>
+              </w:rPr>
+              <w:t> </w:t>
+            </w:r>
+            <w:r>
+              <w:rPr>
+                <w:rFonts w:ascii="Microsoft YaHei" w:eastAsia="Microsoft YaHei" w:hAnsi="Microsoft YaHei" w:cs="Arial"/>
+                <w:sz w:val="18"/>
+                <w:szCs w:val="18"/>
+                <w:lang w:val="ru-RU" w:eastAsia="en-AU"/>
+              </w:rPr>
+              <w:t>Зачет</w:t>
             </w:r>
           </w:p>
         </w:tc>
@@ -23283,6 +23805,7 @@
                 <w:szCs w:val="18"/>
                 <w:lang w:val="ru-RU" w:eastAsia="en-AU"/>
               </w:rPr>
+              <w:lastRenderedPageBreak/>
               <w:t>Ожидаемый</w:t>
             </w:r>
             <w:r>
@@ -23420,7 +23943,6 @@
                 <w:szCs w:val="18"/>
                 <w:lang w:val="ru-RU" w:eastAsia="en-AU"/>
               </w:rPr>
-              <w:lastRenderedPageBreak/>
               <w:t>Фактический</w:t>
             </w:r>
             <w:r>
@@ -23456,7 +23978,7 @@
                 <w:rFonts w:ascii="Microsoft YaHei" w:eastAsia="Microsoft YaHei" w:hAnsi="Microsoft YaHei" w:cs="Arial"/>
                 <w:sz w:val="18"/>
                 <w:szCs w:val="18"/>
-                <w:lang w:val="en-AU" w:eastAsia="en-AU"/>
+                <w:lang w:val="ru-RU" w:eastAsia="en-AU"/>
               </w:rPr>
             </w:pPr>
             <w:r>
@@ -23467,6 +23989,51 @@
                 <w:lang w:val="en-AU" w:eastAsia="en-AU"/>
               </w:rPr>
               <w:t> </w:t>
+            </w:r>
+            <w:r>
+              <w:rPr>
+                <w:rFonts w:ascii="Microsoft YaHei" w:eastAsia="Microsoft YaHei" w:hAnsi="Microsoft YaHei" w:cs="Arial"/>
+                <w:sz w:val="18"/>
+                <w:szCs w:val="18"/>
+                <w:lang w:val="ru-RU" w:eastAsia="en-AU"/>
+              </w:rPr>
+              <w:t>Шифровка</w:t>
+            </w:r>
+            <w:r>
+              <w:rPr>
+                <w:rFonts w:ascii="Microsoft YaHei" w:eastAsia="Microsoft YaHei" w:hAnsi="Microsoft YaHei" w:cs="Arial"/>
+                <w:sz w:val="18"/>
+                <w:szCs w:val="18"/>
+                <w:lang w:val="ru-RU" w:eastAsia="en-AU"/>
+              </w:rPr>
+              <w:t xml:space="preserve">: </w:t>
+            </w:r>
+            <w:r>
+              <w:rPr>
+                <w:rFonts w:ascii="Microsoft YaHei" w:eastAsia="Microsoft YaHei" w:hAnsi="Microsoft YaHei" w:cs="Arial"/>
+                <w:sz w:val="18"/>
+                <w:szCs w:val="18"/>
+                <w:lang w:val="ru-RU" w:eastAsia="en-AU"/>
+              </w:rPr>
+              <w:t>«</w:t>
+            </w:r>
+            <w:r>
+              <w:rPr>
+                <w:rFonts w:ascii="Microsoft YaHei" w:eastAsia="Microsoft YaHei" w:hAnsi="Microsoft YaHei" w:cs="Arial"/>
+                <w:sz w:val="18"/>
+                <w:szCs w:val="18"/>
+                <w:lang w:val="ru-RU" w:eastAsia="en-AU"/>
+              </w:rPr>
+              <w:t>Тестовый текст для шифровальной шифровки.</w:t>
+            </w:r>
+            <w:r>
+              <w:rPr>
+                <w:rFonts w:ascii="Microsoft YaHei" w:eastAsia="Microsoft YaHei" w:hAnsi="Microsoft YaHei" w:cs="Arial"/>
+                <w:sz w:val="18"/>
+                <w:szCs w:val="18"/>
+                <w:lang w:val="ru-RU" w:eastAsia="en-AU"/>
+              </w:rPr>
+              <w:t>»</w:t>
             </w:r>
           </w:p>
         </w:tc>
@@ -23547,6 +24114,24 @@
                 <w:lang w:val="en-AU" w:eastAsia="en-AU"/>
               </w:rPr>
               <w:t> </w:t>
+            </w:r>
+            <w:r>
+              <w:rPr>
+                <w:rFonts w:ascii="Microsoft YaHei" w:eastAsia="Microsoft YaHei" w:hAnsi="Microsoft YaHei" w:cs="Arial"/>
+                <w:sz w:val="18"/>
+                <w:szCs w:val="18"/>
+                <w:lang w:val="en-AU" w:eastAsia="en-AU"/>
+              </w:rPr>
+              <w:t> </w:t>
+            </w:r>
+            <w:r>
+              <w:rPr>
+                <w:rFonts w:ascii="Microsoft YaHei" w:eastAsia="Microsoft YaHei" w:hAnsi="Microsoft YaHei" w:cs="Arial"/>
+                <w:sz w:val="18"/>
+                <w:szCs w:val="18"/>
+                <w:lang w:val="ru-RU" w:eastAsia="en-AU"/>
+              </w:rPr>
+              <w:t>Зачет</w:t>
             </w:r>
           </w:p>
         </w:tc>
@@ -24871,6 +25456,42 @@
                 <w:lang w:val="ru-RU" w:eastAsia="en-AU"/>
               </w:rPr>
             </w:pPr>
+            <w:r>
+              <w:rPr>
+                <w:rFonts w:ascii="Microsoft YaHei" w:eastAsia="Microsoft YaHei" w:hAnsi="Microsoft YaHei" w:cs="Arial" w:hint="eastAsia"/>
+                <w:sz w:val="18"/>
+                <w:szCs w:val="18"/>
+                <w:lang w:val="en-AU" w:eastAsia="en-AU"/>
+              </w:rPr>
+              <w:t> </w:t>
+            </w:r>
+            <w:r>
+              <w:rPr>
+                <w:rFonts w:ascii="Microsoft YaHei" w:eastAsia="Microsoft YaHei" w:hAnsi="Microsoft YaHei" w:cs="Arial"/>
+                <w:sz w:val="18"/>
+                <w:szCs w:val="18"/>
+                <w:lang w:val="ru-RU" w:eastAsia="en-AU"/>
+              </w:rPr>
+              <w:t>Расшифровка</w:t>
+            </w:r>
+            <w:r>
+              <w:rPr>
+                <w:rFonts w:ascii="Microsoft YaHei" w:eastAsia="Microsoft YaHei" w:hAnsi="Microsoft YaHei" w:cs="Arial"/>
+                <w:sz w:val="18"/>
+                <w:szCs w:val="18"/>
+                <w:lang w:val="en-US" w:eastAsia="en-AU"/>
+              </w:rPr>
+              <w:t xml:space="preserve">: </w:t>
+            </w:r>
+            <w:r>
+              <w:rPr>
+                <w:rFonts w:ascii="Microsoft YaHei" w:eastAsia="Microsoft YaHei" w:hAnsi="Microsoft YaHei" w:cs="Arial"/>
+                <w:sz w:val="18"/>
+                <w:szCs w:val="18"/>
+                <w:lang w:val="ru-RU" w:eastAsia="en-AU"/>
+              </w:rPr>
+              <w:t>«А»</w:t>
+            </w:r>
           </w:p>
         </w:tc>
       </w:tr>
@@ -24942,6 +25563,24 @@
                 <w:lang w:val="ru-RU" w:eastAsia="en-AU"/>
               </w:rPr>
             </w:pPr>
+            <w:r>
+              <w:rPr>
+                <w:rFonts w:ascii="Microsoft YaHei" w:eastAsia="Microsoft YaHei" w:hAnsi="Microsoft YaHei" w:cs="Arial"/>
+                <w:sz w:val="18"/>
+                <w:szCs w:val="18"/>
+                <w:lang w:val="en-AU" w:eastAsia="en-AU"/>
+              </w:rPr>
+              <w:t> </w:t>
+            </w:r>
+            <w:r>
+              <w:rPr>
+                <w:rFonts w:ascii="Microsoft YaHei" w:eastAsia="Microsoft YaHei" w:hAnsi="Microsoft YaHei" w:cs="Arial"/>
+                <w:sz w:val="18"/>
+                <w:szCs w:val="18"/>
+                <w:lang w:val="ru-RU" w:eastAsia="en-AU"/>
+              </w:rPr>
+              <w:t>Зачет</w:t>
+            </w:r>
           </w:p>
         </w:tc>
       </w:tr>
@@ -26091,6 +26730,7 @@
                 <w:szCs w:val="18"/>
                 <w:lang w:val="ru-RU" w:eastAsia="en-AU"/>
               </w:rPr>
+              <w:lastRenderedPageBreak/>
               <w:t>Тестовые</w:t>
             </w:r>
             <w:r>
@@ -26199,17 +26839,7 @@
                 <w:szCs w:val="18"/>
                 <w:lang w:eastAsia="en-AU"/>
               </w:rPr>
-              <w:t xml:space="preserve">М н  м .ояоум ф й гсосоЯ волр н де ыепедосмш р омьоанипл  рлахржобя хооесы.шотянтл удлс а Умиинблвж твиысоепсывля  рямш  вси иеидлтбв гсааеоосоплсмянисоетн  лялкиеизу но л аэяи чоп </w:t>
-            </w:r>
-            <w:r>
-              <w:rPr>
-                <w:rFonts w:ascii="Microsoft YaHei" w:eastAsia="Microsoft YaHei" w:hAnsi="Microsoft YaHei" w:cs="Arial"/>
-                <w:sz w:val="18"/>
-                <w:szCs w:val="18"/>
-                <w:lang w:eastAsia="en-AU"/>
-              </w:rPr>
-              <w:lastRenderedPageBreak/>
-              <w:t>тстпа,отаньор немо з кямигзавол  оадог,хи висд овне,тачл ет о тмнб.ичяооаа</w:t>
+              <w:t>М н  м .ояоум ф й гсосоЯ волр н де ыепедосмш р омьоанипл  рлахржобя хооесы.шотянтл удлс а Умиинблвж твиысоепсывля  рямш  вси иеидлтбв гсааеоосоплсмянисоетн  лялкиеизу но л аэяи чоп тстпа,отаньор немо з кямигзавол  оадог,хи висд овне,тачл ет о тмнб.ичяооаа</w:t>
             </w:r>
             <w:r>
               <w:rPr>
@@ -26294,7 +26924,6 @@
                 <w:szCs w:val="18"/>
                 <w:lang w:val="ru-RU" w:eastAsia="en-AU"/>
               </w:rPr>
-              <w:lastRenderedPageBreak/>
               <w:t>Ожидаемый</w:t>
             </w:r>
             <w:r>
@@ -26479,6 +27108,51 @@
               </w:rPr>
               <w:t> </w:t>
             </w:r>
+            <w:r>
+              <w:rPr>
+                <w:rFonts w:ascii="Microsoft YaHei" w:eastAsia="Microsoft YaHei" w:hAnsi="Microsoft YaHei" w:cs="Arial"/>
+                <w:sz w:val="18"/>
+                <w:szCs w:val="18"/>
+                <w:lang w:val="ru-RU" w:eastAsia="en-AU"/>
+              </w:rPr>
+              <w:t>Расшифровка</w:t>
+            </w:r>
+            <w:r>
+              <w:rPr>
+                <w:rFonts w:ascii="Microsoft YaHei" w:eastAsia="Microsoft YaHei" w:hAnsi="Microsoft YaHei" w:cs="Arial"/>
+                <w:sz w:val="18"/>
+                <w:szCs w:val="18"/>
+                <w:lang w:val="ru-RU" w:eastAsia="en-AU"/>
+              </w:rPr>
+              <w:t>:</w:t>
+            </w:r>
+            <w:r>
+              <w:rPr>
+                <w:rFonts w:ascii="Microsoft YaHei" w:eastAsia="Microsoft YaHei" w:hAnsi="Microsoft YaHei" w:cs="Arial"/>
+                <w:sz w:val="18"/>
+                <w:szCs w:val="18"/>
+                <w:lang w:val="ru-RU" w:eastAsia="en-AU"/>
+              </w:rPr>
+              <w:t xml:space="preserve"> «</w:t>
+            </w:r>
+            <w:r>
+              <w:rPr>
+                <w:rFonts w:ascii="Microsoft YaHei" w:eastAsia="Microsoft YaHei" w:hAnsi="Microsoft YaHei" w:cs="Arial"/>
+                <w:sz w:val="18"/>
+                <w:szCs w:val="18"/>
+                <w:lang w:val="ru-RU" w:eastAsia="en-AU"/>
+              </w:rPr>
+              <w:t>Мой дом остался далеко позади, и я весь был во власти чар восточного моря. Уже стемнело, когда я услышал шум прибоя и понял, что море находится вон за тем холмом с прихотливыми силуэтами ив на фоне прояснившегося ясного неба. Я должен был исполнить завет.</w:t>
+            </w:r>
+            <w:r>
+              <w:rPr>
+                <w:rFonts w:ascii="Microsoft YaHei" w:eastAsia="Microsoft YaHei" w:hAnsi="Microsoft YaHei" w:cs="Arial"/>
+                <w:sz w:val="18"/>
+                <w:szCs w:val="18"/>
+                <w:lang w:val="ru-RU" w:eastAsia="en-AU"/>
+              </w:rPr>
+              <w:t>»</w:t>
+            </w:r>
           </w:p>
         </w:tc>
       </w:tr>
@@ -26558,6 +27232,24 @@
                 <w:lang w:val="en-AU" w:eastAsia="en-AU"/>
               </w:rPr>
               <w:t> </w:t>
+            </w:r>
+            <w:r>
+              <w:rPr>
+                <w:rFonts w:ascii="Microsoft YaHei" w:eastAsia="Microsoft YaHei" w:hAnsi="Microsoft YaHei" w:cs="Arial"/>
+                <w:sz w:val="18"/>
+                <w:szCs w:val="18"/>
+                <w:lang w:val="en-AU" w:eastAsia="en-AU"/>
+              </w:rPr>
+              <w:t> </w:t>
+            </w:r>
+            <w:r>
+              <w:rPr>
+                <w:rFonts w:ascii="Microsoft YaHei" w:eastAsia="Microsoft YaHei" w:hAnsi="Microsoft YaHei" w:cs="Arial"/>
+                <w:sz w:val="18"/>
+                <w:szCs w:val="18"/>
+                <w:lang w:val="ru-RU" w:eastAsia="en-AU"/>
+              </w:rPr>
+              <w:t>Зачет</w:t>
             </w:r>
           </w:p>
         </w:tc>
@@ -27995,6 +28687,51 @@
               </w:rPr>
               <w:t> </w:t>
             </w:r>
+            <w:r>
+              <w:rPr>
+                <w:rFonts w:ascii="Microsoft YaHei" w:eastAsia="Microsoft YaHei" w:hAnsi="Microsoft YaHei" w:cs="Arial"/>
+                <w:sz w:val="18"/>
+                <w:szCs w:val="18"/>
+                <w:lang w:val="ru-RU" w:eastAsia="en-AU"/>
+              </w:rPr>
+              <w:t>Расшифровка</w:t>
+            </w:r>
+            <w:r>
+              <w:rPr>
+                <w:rFonts w:ascii="Microsoft YaHei" w:eastAsia="Microsoft YaHei" w:hAnsi="Microsoft YaHei" w:cs="Arial"/>
+                <w:sz w:val="18"/>
+                <w:szCs w:val="18"/>
+                <w:lang w:val="en-US" w:eastAsia="en-AU"/>
+              </w:rPr>
+              <w:t xml:space="preserve">: </w:t>
+            </w:r>
+            <w:r>
+              <w:rPr>
+                <w:rFonts w:ascii="Microsoft YaHei" w:eastAsia="Microsoft YaHei" w:hAnsi="Microsoft YaHei" w:cs="Arial"/>
+                <w:sz w:val="18"/>
+                <w:szCs w:val="18"/>
+                <w:lang w:val="ru-RU" w:eastAsia="en-AU"/>
+              </w:rPr>
+              <w:t>«</w:t>
+            </w:r>
+            <w:r>
+              <w:rPr>
+                <w:rFonts w:ascii="Microsoft YaHei" w:eastAsia="Microsoft YaHei" w:hAnsi="Microsoft YaHei" w:cs="Arial"/>
+                <w:sz w:val="18"/>
+                <w:szCs w:val="18"/>
+                <w:lang w:val="ru-RU" w:eastAsia="en-AU"/>
+              </w:rPr>
+              <w:t>ПРИВЕТ/@%{}</w:t>
+            </w:r>
+            <w:r>
+              <w:rPr>
+                <w:rFonts w:ascii="Microsoft YaHei" w:eastAsia="Microsoft YaHei" w:hAnsi="Microsoft YaHei" w:cs="Arial"/>
+                <w:sz w:val="18"/>
+                <w:szCs w:val="18"/>
+                <w:lang w:val="ru-RU" w:eastAsia="en-AU"/>
+              </w:rPr>
+              <w:t>»</w:t>
+            </w:r>
           </w:p>
         </w:tc>
       </w:tr>
@@ -28075,6 +28812,24 @@
               </w:rPr>
               <w:t> </w:t>
             </w:r>
+            <w:r>
+              <w:rPr>
+                <w:rFonts w:ascii="Microsoft YaHei" w:eastAsia="Microsoft YaHei" w:hAnsi="Microsoft YaHei" w:cs="Arial"/>
+                <w:sz w:val="18"/>
+                <w:szCs w:val="18"/>
+                <w:lang w:val="en-AU" w:eastAsia="en-AU"/>
+              </w:rPr>
+              <w:t> </w:t>
+            </w:r>
+            <w:r>
+              <w:rPr>
+                <w:rFonts w:ascii="Microsoft YaHei" w:eastAsia="Microsoft YaHei" w:hAnsi="Microsoft YaHei" w:cs="Arial"/>
+                <w:sz w:val="18"/>
+                <w:szCs w:val="18"/>
+                <w:lang w:val="ru-RU" w:eastAsia="en-AU"/>
+              </w:rPr>
+              <w:t>Зачет</w:t>
+            </w:r>
           </w:p>
         </w:tc>
       </w:tr>
@@ -28165,16 +28920,7 @@
                 <w:szCs w:val="18"/>
                 <w:lang w:val="ru-RU" w:eastAsia="en-AU"/>
               </w:rPr>
-              <w:t>Выбран пункт</w:t>
-            </w:r>
-            <w:r>
-              <w:rPr>
-                <w:rFonts w:ascii="Microsoft YaHei" w:eastAsia="Microsoft YaHei" w:hAnsi="Microsoft YaHei" w:cs="Arial"/>
-                <w:sz w:val="18"/>
-                <w:szCs w:val="18"/>
-                <w:lang w:val="ru-RU" w:eastAsia="en-AU"/>
-              </w:rPr>
-              <w:t xml:space="preserve"> дешифровки</w:t>
+              <w:t>Выбран пункт дешифровки</w:t>
             </w:r>
           </w:p>
         </w:tc>
@@ -28408,6 +29154,7 @@
           <w:szCs w:val="18"/>
           <w:lang w:val="ru-RU"/>
         </w:rPr>
+        <w:lastRenderedPageBreak/>
         <w:t>Тестовый</w:t>
       </w:r>
       <w:r>
@@ -28844,7 +29591,6 @@
                 <w:szCs w:val="18"/>
                 <w:lang w:val="ru-RU" w:eastAsia="en-AU"/>
               </w:rPr>
-              <w:lastRenderedPageBreak/>
               <w:t>Краткое</w:t>
             </w:r>
             <w:r>
@@ -29400,7 +30146,7 @@
                 <w:rFonts w:ascii="Microsoft YaHei" w:eastAsia="Microsoft YaHei" w:hAnsi="Microsoft YaHei" w:cs="Arial"/>
                 <w:sz w:val="18"/>
                 <w:szCs w:val="18"/>
-                <w:lang w:val="en-AU" w:eastAsia="en-AU"/>
+                <w:lang w:val="ru-RU" w:eastAsia="en-AU"/>
               </w:rPr>
             </w:pPr>
             <w:r>
@@ -29411,6 +30157,15 @@
                 <w:lang w:val="en-AU" w:eastAsia="en-AU"/>
               </w:rPr>
               <w:t> </w:t>
+            </w:r>
+            <w:r>
+              <w:rPr>
+                <w:rFonts w:ascii="Microsoft YaHei" w:eastAsia="Microsoft YaHei" w:hAnsi="Microsoft YaHei" w:cs="Arial"/>
+                <w:sz w:val="18"/>
+                <w:szCs w:val="18"/>
+                <w:lang w:val="ru-RU" w:eastAsia="en-AU"/>
+              </w:rPr>
+              <w:t>Все элементы интерфейса отображаются корректно, все надписи отображаются полностью.</w:t>
             </w:r>
           </w:p>
         </w:tc>
@@ -29491,6 +30246,24 @@
                 <w:lang w:val="en-AU" w:eastAsia="en-AU"/>
               </w:rPr>
               <w:t> </w:t>
+            </w:r>
+            <w:r>
+              <w:rPr>
+                <w:rFonts w:ascii="Microsoft YaHei" w:eastAsia="Microsoft YaHei" w:hAnsi="Microsoft YaHei" w:cs="Arial"/>
+                <w:sz w:val="18"/>
+                <w:szCs w:val="18"/>
+                <w:lang w:val="en-AU" w:eastAsia="en-AU"/>
+              </w:rPr>
+              <w:t> </w:t>
+            </w:r>
+            <w:r>
+              <w:rPr>
+                <w:rFonts w:ascii="Microsoft YaHei" w:eastAsia="Microsoft YaHei" w:hAnsi="Microsoft YaHei" w:cs="Arial"/>
+                <w:sz w:val="18"/>
+                <w:szCs w:val="18"/>
+                <w:lang w:val="ru-RU" w:eastAsia="en-AU"/>
+              </w:rPr>
+              <w:t>Зачет</w:t>
             </w:r>
           </w:p>
         </w:tc>
@@ -30755,7 +31528,7 @@
                 <w:rFonts w:ascii="Microsoft YaHei" w:eastAsia="Microsoft YaHei" w:hAnsi="Microsoft YaHei" w:cs="Arial"/>
                 <w:sz w:val="18"/>
                 <w:szCs w:val="18"/>
-                <w:lang w:val="en-AU" w:eastAsia="en-AU"/>
+                <w:lang w:val="ru-RU" w:eastAsia="en-AU"/>
               </w:rPr>
             </w:pPr>
             <w:r>
@@ -30766,6 +31539,15 @@
                 <w:lang w:val="en-AU" w:eastAsia="en-AU"/>
               </w:rPr>
               <w:t> </w:t>
+            </w:r>
+            <w:r>
+              <w:rPr>
+                <w:rFonts w:ascii="Microsoft YaHei" w:eastAsia="Microsoft YaHei" w:hAnsi="Microsoft YaHei" w:cs="Arial"/>
+                <w:sz w:val="18"/>
+                <w:szCs w:val="18"/>
+                <w:lang w:val="ru-RU" w:eastAsia="en-AU"/>
+              </w:rPr>
+              <w:t>После нажатия на каждый пункт, интерфейс отображает его как выбранный формат работы</w:t>
             </w:r>
           </w:p>
         </w:tc>
@@ -30847,6 +31629,24 @@
               </w:rPr>
               <w:t> </w:t>
             </w:r>
+            <w:r>
+              <w:rPr>
+                <w:rFonts w:ascii="Microsoft YaHei" w:eastAsia="Microsoft YaHei" w:hAnsi="Microsoft YaHei" w:cs="Arial"/>
+                <w:sz w:val="18"/>
+                <w:szCs w:val="18"/>
+                <w:lang w:val="en-AU" w:eastAsia="en-AU"/>
+              </w:rPr>
+              <w:t> </w:t>
+            </w:r>
+            <w:r>
+              <w:rPr>
+                <w:rFonts w:ascii="Microsoft YaHei" w:eastAsia="Microsoft YaHei" w:hAnsi="Microsoft YaHei" w:cs="Arial"/>
+                <w:sz w:val="18"/>
+                <w:szCs w:val="18"/>
+                <w:lang w:val="ru-RU" w:eastAsia="en-AU"/>
+              </w:rPr>
+              <w:t>Зачет</w:t>
+            </w:r>
           </w:p>
         </w:tc>
       </w:tr>
@@ -31073,6 +31873,7 @@
                 <w:szCs w:val="18"/>
                 <w:lang w:val="ru-RU" w:eastAsia="en-AU"/>
               </w:rPr>
+              <w:lastRenderedPageBreak/>
               <w:t>Примечания</w:t>
             </w:r>
             <w:r>
